--- a/Список источников.docx
+++ b/Список источников.docx
@@ -4,7 +4,7 @@
   <w:body>
     <w:p>
       <w:pPr>
-        <w:spacing w:after="360"/>
+        <w:spacing w:after="240"/>
         <w:jc w:val="center"/>
       </w:pPr>
       <w:r>
@@ -20,9 +20,9 @@
       <w:pPr>
         <w:numPr>
           <w:ilvl w:val="0"/>
-          <w:numId w:val="10"/>
+          <w:numId w:val="11"/>
         </w:numPr>
-        <w:spacing w:line="360" w:lineRule="auto" w:before="0" w:after="120"/>
+        <w:spacing w:line="276" w:lineRule="auto" w:after="120"/>
         <w:jc w:val="left"/>
       </w:pPr>
       <w:r>
@@ -31,16 +31,16 @@
           <w:b w:val="0"/>
           <w:sz w:val="28"/>
         </w:rPr>
-        <w:t>Breeding, M. Library Technology Industry Reports: Library Systems Reports 2021–2026. – Текст : электронный // Library Technology Guides : [сайт]. – URL: https://librarytechnology.org/industryreports/ (дата обращения: 04.05.2026).</w:t>
+        <w:t>Breeding, M. Library Systems Report 2026: Innovation under constraint: how libraries and vendors navigate austerity and AI disruption / M. Breeding. – Текст : электронный // Library Technology Guides : [сайт]. – 2026. – URL: https://librarytechnology.org/LibrarySystemsReport/2026 (дата обращения: 31.05.2026).</w:t>
       </w:r>
     </w:p>
     <w:p>
       <w:pPr>
         <w:numPr>
           <w:ilvl w:val="0"/>
-          <w:numId w:val="10"/>
+          <w:numId w:val="11"/>
         </w:numPr>
-        <w:spacing w:line="360" w:lineRule="auto" w:before="0" w:after="120"/>
+        <w:spacing w:line="276" w:lineRule="auto" w:after="120"/>
         <w:jc w:val="left"/>
       </w:pPr>
       <w:r>
@@ -49,16 +49,16 @@
           <w:b w:val="0"/>
           <w:sz w:val="28"/>
         </w:rPr>
-        <w:t>Koha Manual: latest documentation. – Текст : электронный // Koha Community : [сайт]. – URL: https://koha-community.org/documentation/ (дата обращения: 04.05.2026).</w:t>
+        <w:t>Koha Manual: latest documentation. – Текст : электронный // Koha Community : [сайт]. – URL: https://koha-community.org/en/documentation/ (дата обращения: 31.05.2026).</w:t>
       </w:r>
     </w:p>
     <w:p>
       <w:pPr>
         <w:numPr>
           <w:ilvl w:val="0"/>
-          <w:numId w:val="10"/>
+          <w:numId w:val="11"/>
         </w:numPr>
-        <w:spacing w:line="360" w:lineRule="auto" w:before="0" w:after="120"/>
+        <w:spacing w:line="276" w:lineRule="auto" w:after="120"/>
         <w:jc w:val="left"/>
       </w:pPr>
       <w:r>
@@ -67,16 +67,16 @@
           <w:b w:val="0"/>
           <w:sz w:val="28"/>
         </w:rPr>
-        <w:t>Evergreen Documentation: latest. – Текст : электронный // Evergreen ILS : [сайт]. – URL: https://docs.evergreen-ils.org/docs/latest/index.html (дата обращения: 04.05.2026).</w:t>
+        <w:t>Evergreen Documentation: latest. – Текст : электронный // Evergreen ILS : [сайт]. – URL: https://docs.evergreen-ils.org/docs/latest/index.html (дата обращения: 31.05.2026).</w:t>
       </w:r>
     </w:p>
     <w:p>
       <w:pPr>
         <w:numPr>
           <w:ilvl w:val="0"/>
-          <w:numId w:val="10"/>
+          <w:numId w:val="11"/>
         </w:numPr>
-        <w:spacing w:line="360" w:lineRule="auto" w:before="0" w:after="120"/>
+        <w:spacing w:line="276" w:lineRule="auto" w:after="120"/>
         <w:jc w:val="left"/>
       </w:pPr>
       <w:r>
@@ -85,16 +85,16 @@
           <w:b w:val="0"/>
           <w:sz w:val="28"/>
         </w:rPr>
-        <w:t>Recommender Systems Handbook / ed. by F. Ricci, L. Rokach, B. Shapira. – 3rd ed. – New York : Springer, 2022. – XI, 1060 p. – DOI: https://doi.org/10.1007/978-1-0716-2197-4. – URL: https://link.springer.com/book/10.1007/978-1-0716-2197-4 (дата обращения: 04.05.2026). – Текст : электронный.</w:t>
+        <w:t>Recommender Systems Handbook / ed. by F. Ricci, L. Rokach, B. Shapira. – 3rd ed. – New York : Springer, 2022. – XI, 1060 p. – DOI: https://doi.org/10.1007/978-1-0716-2197-4. – URL: https://link.springer.com/book/10.1007/978-1-0716-2197-4 (дата обращения: 31.05.2026). – Текст : электронный.</w:t>
       </w:r>
     </w:p>
     <w:p>
       <w:pPr>
         <w:numPr>
           <w:ilvl w:val="0"/>
-          <w:numId w:val="10"/>
+          <w:numId w:val="11"/>
         </w:numPr>
-        <w:spacing w:line="360" w:lineRule="auto" w:before="0" w:after="120"/>
+        <w:spacing w:line="276" w:lineRule="auto" w:after="120"/>
         <w:jc w:val="left"/>
       </w:pPr>
       <w:r>
@@ -103,16 +103,16 @@
           <w:b w:val="0"/>
           <w:sz w:val="28"/>
         </w:rPr>
-        <w:t>ISO/IEC 25010:2023. Systems and software engineering – Systems and software Quality Requirements and Evaluation (SQuaRE) – Product quality model. – Geneva : ISO, 2023. – URL: https://www.iso.org/standard/78176.html (дата обращения: 04.05.2026). – Текст : электронный.</w:t>
+        <w:t>ISO/IEC 25010:2023. Systems and software engineering – Systems and software Quality Requirements and Evaluation (SQuaRE) – Product quality model. – Geneva : ISO, 2023. – URL: https://www.iso.org/standard/78176.html (дата обращения: 31.05.2026). – Текст : электронный.</w:t>
       </w:r>
     </w:p>
     <w:p>
       <w:pPr>
         <w:numPr>
           <w:ilvl w:val="0"/>
-          <w:numId w:val="10"/>
+          <w:numId w:val="11"/>
         </w:numPr>
-        <w:spacing w:line="360" w:lineRule="auto" w:before="0" w:after="120"/>
+        <w:spacing w:line="276" w:lineRule="auto" w:after="120"/>
         <w:jc w:val="left"/>
       </w:pPr>
       <w:r>
@@ -121,16 +121,16 @@
           <w:b w:val="0"/>
           <w:sz w:val="28"/>
         </w:rPr>
-        <w:t>ISO/IEC/IEEE 29119-1:2022. Software and systems engineering – Software testing – Part 1: General concepts. – 2nd ed. – Geneva : ISO, 2022. – 47 p. – URL: https://www.iso.org/standard/81291.html (дата обращения: 04.05.2026). – Текст : электронный.</w:t>
+        <w:t>ISO/IEC/IEEE 29119-1:2022. Software and systems engineering – Software testing – Part 1: General concepts. – 2nd ed. – Geneva : ISO, 2022. – 47 p. – URL: https://www.iso.org/standard/81291.html (дата обращения: 31.05.2026). – Текст : электронный.</w:t>
       </w:r>
     </w:p>
     <w:p>
       <w:pPr>
         <w:numPr>
           <w:ilvl w:val="0"/>
-          <w:numId w:val="10"/>
+          <w:numId w:val="11"/>
         </w:numPr>
-        <w:spacing w:line="360" w:lineRule="auto" w:before="0" w:after="120"/>
+        <w:spacing w:line="276" w:lineRule="auto" w:after="120"/>
         <w:jc w:val="left"/>
       </w:pPr>
       <w:r>
@@ -139,16 +139,16 @@
           <w:b w:val="0"/>
           <w:sz w:val="28"/>
         </w:rPr>
-        <w:t>OWASP API Security Top 10 – 2023. – Текст : электронный // OWASP Foundation : [сайт]. – URL: https://owasp.org/www-project-api-security/ (дата обращения: 04.05.2026).</w:t>
+        <w:t>ISTQB Glossary v4.5. – Текст : электронный // International Software Testing Qualifications Board : [сайт]. – 2024. – URL: https://glossary.istqb.org/ (дата обращения: 31.05.2026).</w:t>
       </w:r>
     </w:p>
     <w:p>
       <w:pPr>
         <w:numPr>
           <w:ilvl w:val="0"/>
-          <w:numId w:val="10"/>
+          <w:numId w:val="11"/>
         </w:numPr>
-        <w:spacing w:line="360" w:lineRule="auto" w:before="0" w:after="120"/>
+        <w:spacing w:line="276" w:lineRule="auto" w:after="120"/>
         <w:jc w:val="left"/>
       </w:pPr>
       <w:r>
@@ -157,16 +157,16 @@
           <w:b w:val="0"/>
           <w:sz w:val="28"/>
         </w:rPr>
-        <w:t>OWASP Application Security Verification Standard 5.0.0. – 2025. – Текст : электронный // OWASP Foundation : [сайт]. – URL: https://owasp.org/www-project-application-security-verification-standard/ (дата обращения: 04.05.2026).</w:t>
+        <w:t>OWASP Top 10:2021. – Текст : электронный // OWASP Foundation : [сайт]. – URL: https://owasp.org/Top10/2021/ (дата обращения: 31.05.2026).</w:t>
       </w:r>
     </w:p>
     <w:p>
       <w:pPr>
         <w:numPr>
           <w:ilvl w:val="0"/>
-          <w:numId w:val="10"/>
+          <w:numId w:val="11"/>
         </w:numPr>
-        <w:spacing w:line="360" w:lineRule="auto" w:before="0" w:after="120"/>
+        <w:spacing w:line="276" w:lineRule="auto" w:after="120"/>
         <w:jc w:val="left"/>
       </w:pPr>
       <w:r>
@@ -175,16 +175,16 @@
           <w:b w:val="0"/>
           <w:sz w:val="28"/>
         </w:rPr>
-        <w:t>Password Storage Cheat Sheet. – Текст : электронный // OWASP Cheat Sheet Series : [сайт]. – URL: https://cheatsheetseries.owasp.org/cheatsheets/Password_Storage_Cheat_Sheet.html (дата обращения: 04.05.2026).</w:t>
+        <w:t>OWASP API Security Top 10 – 2023. – Текст : электронный // OWASP Foundation : [сайт]. – URL: https://owasp.org/www-project-api-security/ (дата обращения: 31.05.2026).</w:t>
       </w:r>
     </w:p>
     <w:p>
       <w:pPr>
         <w:numPr>
           <w:ilvl w:val="0"/>
-          <w:numId w:val="10"/>
+          <w:numId w:val="11"/>
         </w:numPr>
-        <w:spacing w:line="360" w:lineRule="auto" w:before="0" w:after="120"/>
+        <w:spacing w:line="276" w:lineRule="auto" w:after="120"/>
         <w:jc w:val="left"/>
       </w:pPr>
       <w:r>
@@ -193,16 +193,16 @@
           <w:b w:val="0"/>
           <w:sz w:val="28"/>
         </w:rPr>
-        <w:t>Authorization Cheat Sheet. – Текст : электронный // OWASP Cheat Sheet Series : [сайт]. – URL: https://cheatsheetseries.owasp.org/cheatsheets/Authorization_Cheat_Sheet.html (дата обращения: 04.05.2026).</w:t>
+        <w:t>OWASP Application Security Verification Standard 5.0.0. – 2025. – Текст : электронный // OWASP Foundation : [сайт]. – URL: https://owasp.org/www-project-application-security-verification-standard/ (дата обращения: 31.05.2026).</w:t>
       </w:r>
     </w:p>
     <w:p>
       <w:pPr>
         <w:numPr>
           <w:ilvl w:val="0"/>
-          <w:numId w:val="10"/>
+          <w:numId w:val="11"/>
         </w:numPr>
-        <w:spacing w:line="360" w:lineRule="auto" w:before="0" w:after="120"/>
+        <w:spacing w:line="276" w:lineRule="auto" w:after="120"/>
         <w:jc w:val="left"/>
       </w:pPr>
       <w:r>
@@ -211,16 +211,16 @@
           <w:b w:val="0"/>
           <w:sz w:val="28"/>
         </w:rPr>
-        <w:t>Web Content Accessibility Guidelines (WCAG) 2.2. – W3C Recommendation, 12 December 2024. – Текст : электронный // World Wide Web Consortium (W3C) : [сайт]. – URL: https://www.w3.org/TR/WCAG22/ (дата обращения: 04.05.2026).</w:t>
+        <w:t>Password Storage Cheat Sheet. – Текст : электронный // OWASP Cheat Sheet Series : [сайт]. – URL: https://cheatsheetseries.owasp.org/cheatsheets/Password_Storage_Cheat_Sheet.html (дата обращения: 31.05.2026).</w:t>
       </w:r>
     </w:p>
     <w:p>
       <w:pPr>
         <w:numPr>
           <w:ilvl w:val="0"/>
-          <w:numId w:val="10"/>
+          <w:numId w:val="11"/>
         </w:numPr>
-        <w:spacing w:line="360" w:lineRule="auto" w:before="0" w:after="120"/>
+        <w:spacing w:line="276" w:lineRule="auto" w:after="120"/>
         <w:jc w:val="left"/>
       </w:pPr>
       <w:r>
@@ -229,16 +229,16 @@
           <w:b w:val="0"/>
           <w:sz w:val="28"/>
         </w:rPr>
-        <w:t>OpenAPI Specification v3.1.1. – 24 October 2024. – Текст : электронный // OpenAPI Initiative : [сайт]. – URL: https://spec.openapis.org/oas/v3.1.1.html (дата обращения: 04.05.2026).</w:t>
+        <w:t>Authorization Cheat Sheet. – Текст : электронный // OWASP Cheat Sheet Series : [сайт]. – URL: https://cheatsheetseries.owasp.org/cheatsheets/Authorization_Cheat_Sheet.html (дата обращения: 31.05.2026).</w:t>
       </w:r>
     </w:p>
     <w:p>
       <w:pPr>
         <w:numPr>
           <w:ilvl w:val="0"/>
-          <w:numId w:val="10"/>
+          <w:numId w:val="11"/>
         </w:numPr>
-        <w:spacing w:line="360" w:lineRule="auto" w:before="0" w:after="120"/>
+        <w:spacing w:line="276" w:lineRule="auto" w:after="120"/>
         <w:jc w:val="left"/>
       </w:pPr>
       <w:r>
@@ -247,16 +247,16 @@
           <w:b w:val="0"/>
           <w:sz w:val="28"/>
         </w:rPr>
-        <w:t>Fielding, R. RFC 9110: HTTP Semantics / R. Fielding, M. Nottingham, J. Reschke. – IETF, 2022. – URL: https://www.rfc-editor.org/rfc/rfc9110 (дата обращения: 04.05.2026). – Текст : электронный.</w:t>
+        <w:t>Authentication Cheat Sheet. – Текст : электронный // OWASP Cheat Sheet Series : [сайт]. – URL: https://cheatsheetseries.owasp.org/cheatsheets/Authentication_Cheat_Sheet.html (дата обращения: 31.05.2026).</w:t>
       </w:r>
     </w:p>
     <w:p>
       <w:pPr>
         <w:numPr>
           <w:ilvl w:val="0"/>
-          <w:numId w:val="10"/>
+          <w:numId w:val="11"/>
         </w:numPr>
-        <w:spacing w:line="360" w:lineRule="auto" w:before="0" w:after="120"/>
+        <w:spacing w:line="276" w:lineRule="auto" w:after="120"/>
         <w:jc w:val="left"/>
       </w:pPr>
       <w:r>
@@ -265,16 +265,16 @@
           <w:b w:val="0"/>
           <w:sz w:val="28"/>
         </w:rPr>
-        <w:t>Jones, M. RFC 7519: JSON Web Token (JWT) / M. Jones, J. Bradley, N. Sakimura. – IETF, 2015. – URL: https://www.rfc-editor.org/rfc/rfc7519 (дата обращения: 04.05.2026). – Текст : электронный.</w:t>
+        <w:t>Souppaya, M. Secure Software Development Framework (SSDF) Version 1.1: Recommendations for Mitigating the Risk of Software Vulnerabilities : NIST SP 800-218 / M. Souppaya, K. Scarfone, D. Dodson. – Gaithersburg : NIST, 2022. – DOI: https://doi.org/10.6028/NIST.SP.800-218. – URL: https://csrc.nist.gov/pubs/sp/800/218/final (дата обращения: 31.05.2026). – Текст : электронный.</w:t>
       </w:r>
     </w:p>
     <w:p>
       <w:pPr>
         <w:numPr>
           <w:ilvl w:val="0"/>
-          <w:numId w:val="10"/>
+          <w:numId w:val="11"/>
         </w:numPr>
-        <w:spacing w:line="360" w:lineRule="auto" w:before="0" w:after="120"/>
+        <w:spacing w:line="276" w:lineRule="auto" w:after="120"/>
         <w:jc w:val="left"/>
       </w:pPr>
       <w:r>
@@ -283,16 +283,16 @@
           <w:b w:val="0"/>
           <w:sz w:val="28"/>
         </w:rPr>
-        <w:t>Node.js v25.9.0 Documentation. – Текст : электронный // Node.js : [сайт]. – URL: https://nodejs.org/docs/latest/api/ (дата обращения: 04.05.2026).</w:t>
+        <w:t>ISO/IEC 27001:2022. Information security, cybersecurity and privacy protection – Information security management systems – Requirements. – Geneva : ISO, 2022. – URL: https://www.iso.org/standard/82875.html (дата обращения: 31.05.2026). – Текст : электронный.</w:t>
       </w:r>
     </w:p>
     <w:p>
       <w:pPr>
         <w:numPr>
           <w:ilvl w:val="0"/>
-          <w:numId w:val="10"/>
+          <w:numId w:val="11"/>
         </w:numPr>
-        <w:spacing w:line="360" w:lineRule="auto" w:before="0" w:after="120"/>
+        <w:spacing w:line="276" w:lineRule="auto" w:after="120"/>
         <w:jc w:val="left"/>
       </w:pPr>
       <w:r>
@@ -301,16 +301,16 @@
           <w:b w:val="0"/>
           <w:sz w:val="28"/>
         </w:rPr>
-        <w:t>Express 5.x API Reference. – Текст : электронный // Express : [сайт]. – URL: https://expressjs.com/en/5x/api.html (дата обращения: 04.05.2026).</w:t>
+        <w:t>ISO/IEC 27002:2022. Information security, cybersecurity and privacy protection – Information security controls. – Geneva : ISO, 2022. – URL: https://www.iso.org/standard/75652.html (дата обращения: 31.05.2026). – Текст : электронный.</w:t>
       </w:r>
     </w:p>
     <w:p>
       <w:pPr>
         <w:numPr>
           <w:ilvl w:val="0"/>
-          <w:numId w:val="10"/>
+          <w:numId w:val="11"/>
         </w:numPr>
-        <w:spacing w:line="360" w:lineRule="auto" w:before="0" w:after="120"/>
+        <w:spacing w:line="276" w:lineRule="auto" w:after="120"/>
         <w:jc w:val="left"/>
       </w:pPr>
       <w:r>
@@ -319,16 +319,16 @@
           <w:b w:val="0"/>
           <w:sz w:val="28"/>
         </w:rPr>
-        <w:t>Vue.js Guide: Introduction, Composition API, State Management. – Текст : электронный // Vue.js : [сайт]. – URL: https://vuejs.org/guide/introduction.html (дата обращения: 04.05.2026).</w:t>
+        <w:t>Web Content Accessibility Guidelines (WCAG) 2.2. – W3C Recommendation, 12 December 2024. – Текст : электронный // World Wide Web Consortium (W3C) : [сайт]. – URL: https://www.w3.org/TR/WCAG22/ (дата обращения: 31.05.2026).</w:t>
       </w:r>
     </w:p>
     <w:p>
       <w:pPr>
         <w:numPr>
           <w:ilvl w:val="0"/>
-          <w:numId w:val="10"/>
+          <w:numId w:val="11"/>
         </w:numPr>
-        <w:spacing w:line="360" w:lineRule="auto" w:before="0" w:after="120"/>
+        <w:spacing w:line="276" w:lineRule="auto" w:after="120"/>
         <w:jc w:val="left"/>
       </w:pPr>
       <w:r>
@@ -337,16 +337,16 @@
           <w:b w:val="0"/>
           <w:sz w:val="28"/>
         </w:rPr>
-        <w:t>PostgreSQL 18 Documentation. – 2025. – Текст : электронный // PostgreSQL : [сайт]. – URL: https://www.postgresql.org/docs/current/index.html (дата обращения: 04.05.2026).</w:t>
+        <w:t>Accessible Rich Internet Applications (WAI-ARIA) 1.2. – W3C Recommendation, 06 June 2023. – Текст : электронный // World Wide Web Consortium (W3C) : [сайт]. – URL: https://www.w3.org/TR/wai-aria/ (дата обращения: 31.05.2026).</w:t>
       </w:r>
     </w:p>
     <w:p>
       <w:pPr>
         <w:numPr>
           <w:ilvl w:val="0"/>
-          <w:numId w:val="10"/>
+          <w:numId w:val="11"/>
         </w:numPr>
-        <w:spacing w:line="360" w:lineRule="auto" w:before="0" w:after="120"/>
+        <w:spacing w:line="276" w:lineRule="auto" w:after="120"/>
         <w:jc w:val="left"/>
       </w:pPr>
       <w:r>
@@ -355,16 +355,16 @@
           <w:b w:val="0"/>
           <w:sz w:val="28"/>
         </w:rPr>
-        <w:t>Introduction to Prisma and PostgreSQL database connector. – Текст : электронный // Prisma Documentation : [сайт]. – URL: https://docs.prisma.io/docs (дата обращения: 04.05.2026).</w:t>
+        <w:t>OpenAPI Specification v3.2.0. – 19 September 2025. – Текст : электронный // OpenAPI Initiative : [сайт]. – URL: https://spec.openapis.org/oas/v3.2.0.html (дата обращения: 31.05.2026).</w:t>
       </w:r>
     </w:p>
     <w:p>
       <w:pPr>
         <w:numPr>
           <w:ilvl w:val="0"/>
-          <w:numId w:val="10"/>
+          <w:numId w:val="11"/>
         </w:numPr>
-        <w:spacing w:line="360" w:lineRule="auto" w:before="0" w:after="120"/>
+        <w:spacing w:line="276" w:lineRule="auto" w:after="120"/>
         <w:jc w:val="left"/>
       </w:pPr>
       <w:r>
@@ -373,16 +373,16 @@
           <w:b w:val="0"/>
           <w:sz w:val="28"/>
         </w:rPr>
-        <w:t>MinIO Object Storage for Linux; JavaScript Client API Reference. – Текст : электронный // MinIO Documentation : [сайт]. – URL: https://min.io/docs/minio/linux/index.html (дата обращения: 04.05.2026).</w:t>
+        <w:t>Fielding, R. RFC 9110: HTTP Semantics / R. Fielding, M. Nottingham, J. Reschke. – IETF, 2022. – URL: https://www.rfc-editor.org/rfc/rfc9110 (дата обращения: 31.05.2026). – Текст : электронный.</w:t>
       </w:r>
     </w:p>
     <w:p>
       <w:pPr>
         <w:numPr>
           <w:ilvl w:val="0"/>
-          <w:numId w:val="10"/>
+          <w:numId w:val="11"/>
         </w:numPr>
-        <w:spacing w:line="360" w:lineRule="auto" w:before="0" w:after="120"/>
+        <w:spacing w:line="276" w:lineRule="auto" w:after="120"/>
         <w:jc w:val="left"/>
       </w:pPr>
       <w:r>
@@ -391,16 +391,16 @@
           <w:b w:val="0"/>
           <w:sz w:val="28"/>
         </w:rPr>
-        <w:t>Compose file reference. – Текст : электронный // Docker Docs : [сайт]. – URL: https://docs.docker.com/reference/compose-file/ (дата обращения: 04.05.2026).</w:t>
+        <w:t>Nottingham, M. RFC 9457: Problem Details for HTTP APIs / M. Nottingham, E. Wilde, S. Dalal. – IETF, 2023. – URL: https://www.rfc-editor.org/rfc/rfc9457 (дата обращения: 31.05.2026). – Текст : электронный.</w:t>
       </w:r>
     </w:p>
     <w:p>
       <w:pPr>
         <w:numPr>
           <w:ilvl w:val="0"/>
-          <w:numId w:val="10"/>
+          <w:numId w:val="11"/>
         </w:numPr>
-        <w:spacing w:line="360" w:lineRule="auto" w:before="0" w:after="120"/>
+        <w:spacing w:line="276" w:lineRule="auto" w:after="120"/>
         <w:jc w:val="left"/>
       </w:pPr>
       <w:r>
@@ -409,7 +409,241 @@
           <w:b w:val="0"/>
           <w:sz w:val="28"/>
         </w:rPr>
-        <w:t>NGINX Reverse Proxy. – Текст : электронный // NGINX Documentation : [сайт]. – URL: https://docs.nginx.com/nginx/admin-guide/web-server/reverse-proxy/ (дата обращения: 04.05.2026).</w:t>
+        <w:t>Bertocci, V. RFC 9068: JSON Web Token (JWT) Profile for OAuth 2.0 Access Tokens / V. Bertocci. – IETF, 2021. – URL: https://www.rfc-editor.org/rfc/rfc9068 (дата обращения: 31.05.2026). – Текст : электронный.</w:t>
+      </w:r>
+    </w:p>
+    <w:p>
+      <w:pPr>
+        <w:numPr>
+          <w:ilvl w:val="0"/>
+          <w:numId w:val="11"/>
+        </w:numPr>
+        <w:spacing w:line="276" w:lineRule="auto" w:after="120"/>
+        <w:jc w:val="left"/>
+      </w:pPr>
+      <w:r>
+        <w:rPr>
+          <w:rFonts w:ascii="Times New Roman" w:hAnsi="Times New Roman" w:eastAsia="Times New Roman"/>
+          <w:b w:val="0"/>
+          <w:sz w:val="28"/>
+        </w:rPr>
+        <w:t>Davis, K. RFC 9562: Universally Unique IDentifiers (UUIDs) / K. Davis, B. Peabody, P. Leach. – IETF, 2024. – URL: https://www.rfc-editor.org/rfc/rfc9562 (дата обращения: 31.05.2026). – Текст : электронный.</w:t>
+      </w:r>
+    </w:p>
+    <w:p>
+      <w:pPr>
+        <w:numPr>
+          <w:ilvl w:val="0"/>
+          <w:numId w:val="11"/>
+        </w:numPr>
+        <w:spacing w:line="276" w:lineRule="auto" w:after="120"/>
+        <w:jc w:val="left"/>
+      </w:pPr>
+      <w:r>
+        <w:rPr>
+          <w:rFonts w:ascii="Times New Roman" w:hAnsi="Times New Roman" w:eastAsia="Times New Roman"/>
+          <w:b w:val="0"/>
+          <w:sz w:val="28"/>
+        </w:rPr>
+        <w:t>ECMA-262. ECMAScript 2025 Language Specification. – 16th ed. – Geneva : Ecma International, 2025. – URL: https://ecma-international.org/publications-and-standards/standards/ecma-262/ (дата обращения: 31.05.2026). – Текст : электронный.</w:t>
+      </w:r>
+    </w:p>
+    <w:p>
+      <w:pPr>
+        <w:numPr>
+          <w:ilvl w:val="0"/>
+          <w:numId w:val="11"/>
+        </w:numPr>
+        <w:spacing w:line="276" w:lineRule="auto" w:after="120"/>
+        <w:jc w:val="left"/>
+      </w:pPr>
+      <w:r>
+        <w:rPr>
+          <w:rFonts w:ascii="Times New Roman" w:hAnsi="Times New Roman" w:eastAsia="Times New Roman"/>
+          <w:b w:val="0"/>
+          <w:sz w:val="28"/>
+        </w:rPr>
+        <w:t>Node.js v26.2.0 Documentation. – 2026. – Текст : электронный // Node.js : [сайт]. – URL: https://nodejs.org/api/ (дата обращения: 31.05.2026).</w:t>
+      </w:r>
+    </w:p>
+    <w:p>
+      <w:pPr>
+        <w:numPr>
+          <w:ilvl w:val="0"/>
+          <w:numId w:val="11"/>
+        </w:numPr>
+        <w:spacing w:line="276" w:lineRule="auto" w:after="120"/>
+        <w:jc w:val="left"/>
+      </w:pPr>
+      <w:r>
+        <w:rPr>
+          <w:rFonts w:ascii="Times New Roman" w:hAnsi="Times New Roman" w:eastAsia="Times New Roman"/>
+          <w:b w:val="0"/>
+          <w:sz w:val="28"/>
+        </w:rPr>
+        <w:t>Express 5.x API Reference. – Текст : электронный // Express : [сайт]. – URL: https://expressjs.com/en/5x/api/ (дата обращения: 31.05.2026).</w:t>
+      </w:r>
+    </w:p>
+    <w:p>
+      <w:pPr>
+        <w:numPr>
+          <w:ilvl w:val="0"/>
+          <w:numId w:val="11"/>
+        </w:numPr>
+        <w:spacing w:line="276" w:lineRule="auto" w:after="120"/>
+        <w:jc w:val="left"/>
+      </w:pPr>
+      <w:r>
+        <w:rPr>
+          <w:rFonts w:ascii="Times New Roman" w:hAnsi="Times New Roman" w:eastAsia="Times New Roman"/>
+          <w:b w:val="0"/>
+          <w:sz w:val="28"/>
+        </w:rPr>
+        <w:t>Vue.js Guide: Introduction, Composition API, State Management. – Текст : электронный // Vue.js : [сайт]. – URL: https://vuejs.org/guide/introduction.html (дата обращения: 31.05.2026).</w:t>
+      </w:r>
+    </w:p>
+    <w:p>
+      <w:pPr>
+        <w:numPr>
+          <w:ilvl w:val="0"/>
+          <w:numId w:val="11"/>
+        </w:numPr>
+        <w:spacing w:line="276" w:lineRule="auto" w:after="120"/>
+        <w:jc w:val="left"/>
+      </w:pPr>
+      <w:r>
+        <w:rPr>
+          <w:rFonts w:ascii="Times New Roman" w:hAnsi="Times New Roman" w:eastAsia="Times New Roman"/>
+          <w:b w:val="0"/>
+          <w:sz w:val="28"/>
+        </w:rPr>
+        <w:t>Vue Router Documentation. – Текст : электронный // Vue Router : [сайт]. – URL: https://router.vuejs.org/ (дата обращения: 31.05.2026).</w:t>
+      </w:r>
+    </w:p>
+    <w:p>
+      <w:pPr>
+        <w:numPr>
+          <w:ilvl w:val="0"/>
+          <w:numId w:val="11"/>
+        </w:numPr>
+        <w:spacing w:line="276" w:lineRule="auto" w:after="120"/>
+        <w:jc w:val="left"/>
+      </w:pPr>
+      <w:r>
+        <w:rPr>
+          <w:rFonts w:ascii="Times New Roman" w:hAnsi="Times New Roman" w:eastAsia="Times New Roman"/>
+          <w:b w:val="0"/>
+          <w:sz w:val="28"/>
+        </w:rPr>
+        <w:t>Pinia Documentation. – Текст : электронный // Pinia : [сайт]. – URL: https://pinia.vuejs.org/ (дата обращения: 31.05.2026).</w:t>
+      </w:r>
+    </w:p>
+    <w:p>
+      <w:pPr>
+        <w:numPr>
+          <w:ilvl w:val="0"/>
+          <w:numId w:val="11"/>
+        </w:numPr>
+        <w:spacing w:line="276" w:lineRule="auto" w:after="120"/>
+        <w:jc w:val="left"/>
+      </w:pPr>
+      <w:r>
+        <w:rPr>
+          <w:rFonts w:ascii="Times New Roman" w:hAnsi="Times New Roman" w:eastAsia="Times New Roman"/>
+          <w:b w:val="0"/>
+          <w:sz w:val="28"/>
+        </w:rPr>
+        <w:t>Vite Guide: Getting Started. – Текст : электронный // Vite : [сайт]. – URL: https://vite.dev/guide/ (дата обращения: 31.05.2026).</w:t>
+      </w:r>
+    </w:p>
+    <w:p>
+      <w:pPr>
+        <w:numPr>
+          <w:ilvl w:val="0"/>
+          <w:numId w:val="11"/>
+        </w:numPr>
+        <w:spacing w:line="276" w:lineRule="auto" w:after="120"/>
+        <w:jc w:val="left"/>
+      </w:pPr>
+      <w:r>
+        <w:rPr>
+          <w:rFonts w:ascii="Times New Roman" w:hAnsi="Times New Roman" w:eastAsia="Times New Roman"/>
+          <w:b w:val="0"/>
+          <w:sz w:val="28"/>
+        </w:rPr>
+        <w:t>PostgreSQL 18.4 Documentation. – 2026. – Текст : электронный // PostgreSQL : [сайт]. – URL: https://www.postgresql.org/docs/current/index.html (дата обращения: 31.05.2026).</w:t>
+      </w:r>
+    </w:p>
+    <w:p>
+      <w:pPr>
+        <w:numPr>
+          <w:ilvl w:val="0"/>
+          <w:numId w:val="11"/>
+        </w:numPr>
+        <w:spacing w:line="276" w:lineRule="auto" w:after="120"/>
+        <w:jc w:val="left"/>
+      </w:pPr>
+      <w:r>
+        <w:rPr>
+          <w:rFonts w:ascii="Times New Roman" w:hAnsi="Times New Roman" w:eastAsia="Times New Roman"/>
+          <w:b w:val="0"/>
+          <w:sz w:val="28"/>
+        </w:rPr>
+        <w:t>PostgreSQL database connector. – Текст : электронный // Prisma Documentation : [сайт]. – URL: https://www.prisma.io/docs/orm/overview/databases/postgresql (дата обращения: 31.05.2026).</w:t>
+      </w:r>
+    </w:p>
+    <w:p>
+      <w:pPr>
+        <w:numPr>
+          <w:ilvl w:val="0"/>
+          <w:numId w:val="11"/>
+        </w:numPr>
+        <w:spacing w:line="276" w:lineRule="auto" w:after="120"/>
+        <w:jc w:val="left"/>
+      </w:pPr>
+      <w:r>
+        <w:rPr>
+          <w:rFonts w:ascii="Times New Roman" w:hAnsi="Times New Roman" w:eastAsia="Times New Roman"/>
+          <w:b w:val="0"/>
+          <w:sz w:val="28"/>
+        </w:rPr>
+        <w:t>JavaScript Client API Reference. – Текст : электронный // MinIO AIStor Documentation : [сайт]. – URL: https://docs.min.io/aistor/developers/sdk/javascript/api/ (дата обращения: 31.05.2026).</w:t>
+      </w:r>
+    </w:p>
+    <w:p>
+      <w:pPr>
+        <w:numPr>
+          <w:ilvl w:val="0"/>
+          <w:numId w:val="11"/>
+        </w:numPr>
+        <w:spacing w:line="276" w:lineRule="auto" w:after="120"/>
+        <w:jc w:val="left"/>
+      </w:pPr>
+      <w:r>
+        <w:rPr>
+          <w:rFonts w:ascii="Times New Roman" w:hAnsi="Times New Roman" w:eastAsia="Times New Roman"/>
+          <w:b w:val="0"/>
+          <w:sz w:val="28"/>
+        </w:rPr>
+        <w:t>Compose file reference. – Текст : электронный // Docker Docs : [сайт]. – URL: https://docs.docker.com/compose/compose-file/ (дата обращения: 31.05.2026).</w:t>
+      </w:r>
+    </w:p>
+    <w:p>
+      <w:pPr>
+        <w:numPr>
+          <w:ilvl w:val="0"/>
+          <w:numId w:val="11"/>
+        </w:numPr>
+        <w:spacing w:line="276" w:lineRule="auto" w:after="120"/>
+        <w:jc w:val="left"/>
+      </w:pPr>
+      <w:r>
+        <w:rPr>
+          <w:rFonts w:ascii="Times New Roman" w:hAnsi="Times New Roman" w:eastAsia="Times New Roman"/>
+          <w:b w:val="0"/>
+          <w:sz w:val="28"/>
+        </w:rPr>
+        <w:t>NGINX Reverse Proxy. – Текст : электронный // NGINX Documentation : [сайт]. – URL: https://docs.nginx.com/nginx/admin-guide/web-server/reverse-proxy (дата обращения: 31.05.2026).</w:t>
       </w:r>
     </w:p>
     <w:sectPr>
@@ -644,6 +878,30 @@
   </w:abstractNum>
   <w:num w:numId="10">
     <w:abstractNumId w:val="9"/>
+  </w:num>
+  <w:abstractNum w:abstractNumId="10">
+    <w:nsid w:val="71A8D527"/>
+    <w:multiLevelType w:val="singleLevel"/>
+    <w:lvl w:ilvl="0">
+      <w:start w:val="1"/>
+      <w:numFmt w:val="decimal"/>
+      <w:lvlText w:val="%1."/>
+      <w:suff w:val="tab"/>
+      <w:lvlJc w:val="left"/>
+      <w:pPr>
+        <w:tabs>
+          <w:tab w:val="num" w:pos="720"/>
+        </w:tabs>
+        <w:ind w:left="720" w:hanging="420"/>
+      </w:pPr>
+      <w:rPr>
+        <w:rFonts w:ascii="Times New Roman" w:hAnsi="Times New Roman" w:eastAsia="Times New Roman"/>
+        <w:sz w:val="28"/>
+      </w:rPr>
+    </w:lvl>
+  </w:abstractNum>
+  <w:num w:numId="11">
+    <w:abstractNumId w:val="10"/>
   </w:num>
 </w:numbering>
 </file>
@@ -1383,6 +1641,10 @@
       </w:numPr>
       <w:contextualSpacing/>
     </w:pPr>
+    <w:rPr>
+      <w:rFonts w:ascii="Times New Roman" w:hAnsi="Times New Roman" w:eastAsia="Times New Roman"/>
+      <w:sz w:val="28"/>
+    </w:rPr>
   </w:style>
   <w:style w:type="paragraph" w:styleId="ListNumber2">
     <w:name w:val="List Number 2"/>
